--- a/testakten/robotikrecht-roboterflotte-vellbruck-muenchen/04_betreibervertrag_muenchen_logistikzentrum.docx
+++ b/testakten/robotikrecht-roboterflotte-vellbruck-muenchen/04_betreibervertrag_muenchen_logistikzentrum.docx
@@ -37,7 +37,7 @@
         <w:jc w:val="left"/>
       </w:pPr>
       <w:r>
-        <w:t>Dieses Aktenstück betrifft Robot-as-a-Service, SLA und Updatefenster, Verbot der Schutzfeldänderung. Es ist nicht abschließend freigegeben. Die technische Seite spricht in Versionen, Tickets und Parametern; die rechtliche Seite muss daraus Rollen, Zweckbestimmung, Pflichtenkreis und Beweisrisiko bilden.</w:t>
+        <w:t>Dieser Vermerk wertet den Robot-as-a-Service-Vertrag mit der Münchner Feinlogistik GmbH aus. Er klärt, welche Pflichten beim Betreiber liegen und ob die Haftungsbegrenzung dem Unfall vom 27.05.2026 standhält.</w:t>
       </w:r>
     </w:p>
     <w:p>
@@ -56,13 +56,7 @@
         <w:pStyle w:val="ListBullet"/>
       </w:pPr>
       <w:r>
-        <w:rPr>
-          <w:b/>
-        </w:rPr>
-        <w:t>Robot-as-a-Service:</w:t>
-      </w:r>
-      <w:r>
-        <w:t xml:space="preserve"> Die Akte enthält hierzu widersprüchliche Hinweise. Für die rechtliche Bewertung muss geklärt werden, ob die Aussage aus Vertrag, Anleitung, Produktakte, Marketing, Logdaten oder nachträglicher Krisenkommunikation stammt.</w:t>
+        <w:t>Robot-as-a-Service: Beim RaaS-Modell bleibt Vellbruck Eigentümerin und Wartungsverantwortliche; damit treffen sie auch nach Übergabe laufende Produktbeobachtungs- und Instruktionspflichten.</w:t>
       </w:r>
     </w:p>
     <w:p>
@@ -70,13 +64,7 @@
         <w:pStyle w:val="ListBullet"/>
       </w:pPr>
       <w:r>
-        <w:rPr>
-          <w:b/>
-        </w:rPr>
-        <w:t>SLA und Updatefenster:</w:t>
-      </w:r>
-      <w:r>
-        <w:t xml:space="preserve"> Die Akte enthält hierzu widersprüchliche Hinweise. Für die rechtliche Bewertung muss geklärt werden, ob die Aussage aus Vertrag, Anleitung, Produktakte, Marketing, Logdaten oder nachträglicher Krisenkommunikation stammt.</w:t>
+        <w:t>SLA und Updatefenster: Das SLA verspricht Einspielung sicherheitsrelevanter Updates binnen 72 Stunden, verlangt aber ein vom Kunden zu bestätigendes Wartungsfenster; für Patch 2.7.1 hat der Kunde noch kein Fenster bestätigt.</w:t>
       </w:r>
     </w:p>
     <w:p>
@@ -84,13 +72,7 @@
         <w:pStyle w:val="ListBullet"/>
       </w:pPr>
       <w:r>
-        <w:rPr>
-          <w:b/>
-        </w:rPr>
-        <w:t>Verbot der Schutzfeldänderung:</w:t>
-      </w:r>
-      <w:r>
-        <w:t xml:space="preserve"> Die Akte enthält hierzu widersprüchliche Hinweise. Für die rechtliche Bewertung muss geklärt werden, ob die Aussage aus Vertrag, Anleitung, Produktakte, Marketing, Logdaten oder nachträglicher Krisenkommunikation stammt.</w:t>
+        <w:t>Verbot der Schutzfeldänderung: Ziffer 7 verbietet Parameteränderungen, das ausgelieferte System erzwingt das Verbot aber nicht technisch; das Admin-Menü war mit Standardrolle erreichbar.</w:t>
       </w:r>
     </w:p>
     <w:p>
@@ -98,13 +80,7 @@
         <w:pStyle w:val="ListBullet"/>
       </w:pPr>
       <w:r>
-        <w:rPr>
-          <w:b/>
-        </w:rPr>
-        <w:t>Haftungsbegrenzung:</w:t>
-      </w:r>
-      <w:r>
-        <w:t xml:space="preserve"> Die Akte enthält hierzu widersprüchliche Hinweise. Für die rechtliche Bewertung muss geklärt werden, ob die Aussage aus Vertrag, Anleitung, Produktakte, Marketing, Logdaten oder nachträglicher Krisenkommunikation stammt.</w:t>
+        <w:t>Haftungsbegrenzung: Die Begrenzung auf zwölf Monatsvergütungen erfasst nach ihrem Wortlaut auch Personenschäden; insoweit ist die Klausel an den Maßstäben der AGB-Kontrolle voraussichtlich unwirksam.</w:t>
       </w:r>
     </w:p>
     <w:p>
@@ -112,13 +88,7 @@
         <w:pStyle w:val="ListBullet"/>
       </w:pPr>
       <w:r>
-        <w:rPr>
-          <w:b/>
-        </w:rPr>
-        <w:t>Datenzugang und Audit:</w:t>
-      </w:r>
-      <w:r>
-        <w:t xml:space="preserve"> Die Akte enthält hierzu widersprüchliche Hinweise. Für die rechtliche Bewertung muss geklärt werden, ob die Aussage aus Vertrag, Anleitung, Produktakte, Marketing, Logdaten oder nachträglicher Krisenkommunikation stammt.</w:t>
+        <w:t>Datenzugang und Audit: Der Vertrag gibt Vellbruck Zugriff auf Event- und Telemetriedaten, regelt aber nicht, ob der Betreiber Auswertungen für arbeitsrechtliche Zwecke erhält; der Betriebsrat des Kunden hat dazu Fragen angemeldet.</w:t>
       </w:r>
     </w:p>
     <w:p>
@@ -137,7 +107,7 @@
         <w:jc w:val="left"/>
       </w:pPr>
       <w:r>
-        <w:t>Die Unterlage ist bewusst nicht glatt: Vertrieb, Technik, Datenschutz, Qualitätssicherung und Geschäftsführung verwenden nicht immer dieselben Produktnamen. Gerade daraus entsteht das juristische Problem, weil Zweckbestimmung, tatsächliche Nutzung, Werbeaussage und Updatepraxis auseinanderlaufen.</w:t>
+        <w:t>Der Vertrag überlässt die LumaMove-Flotte gegen monatliche Vergütung einschließlich Wartung und Updates; Ziffer 7 verbietet Änderungen an Sicherheitsparametern durch den Betreiber, Ziffer 9 begrenzt die Haftung auf den Auftragswert von zwölf Monaten.</w:t>
       </w:r>
     </w:p>
     <w:p>
@@ -145,23 +115,7 @@
         <w:jc w:val="left"/>
       </w:pPr>
       <w:r>
-        <w:t>Für die rechtliche Bewertung müssen die technischen Annahmen jeweils mit der Produktakte abgeglichen werden. Eine Risikobeurteilung, die nur den Laborzustand beschreibt, trägt den Pilotbetrieb im Lager oder im Pflegezimmer nicht automatisch.</w:t>
-      </w:r>
-    </w:p>
-    <w:p>
-      <w:pPr>
-        <w:jc w:val="left"/>
-      </w:pPr>
-      <w:r>
-        <w:t>Die Akte enthält mehrere Spuren, die sich gegenseitig widersprechen: Der Betreiber spricht von einem autonomen Flottensystem, die CE-Unterlage von einem assistierten Transportmittel, die Marketingfolien von lernender Umgebungserkennung und die Bedienungsanleitung von festen Sicherheitszonen.</w:t>
-      </w:r>
-    </w:p>
-    <w:p>
-      <w:pPr>
-        <w:jc w:val="left"/>
-      </w:pPr>
-      <w:r>
-        <w:t>Die Kanzlei soll keine finale technische Konformität bescheinigen, sondern entscheiden, welche Unterlagen fehlen, welche Sofortmaßnahmen nötig sind und welche Aussagen gegenüber Behörde, Kunden, Versicherer und Betroffenen vertretbar sind.</w:t>
+        <w:t>Der Betreiber hat mit E-Mail vom 30.05.2026 eingeräumt, das Admin-Menü genutzt zu haben, beruft sich aber darauf, nichts Unerlaubtes getan zu haben, weil das Menü frei zugänglich war.</w:t>
       </w:r>
     </w:p>
     <w:p>
@@ -180,10 +134,7 @@
         <w:pStyle w:val="Heading3"/>
       </w:pPr>
       <w:r>
-        <w:rPr>
-          <w:rFonts w:ascii="Times New Roman" w:hAnsi="Times New Roman"/>
-        </w:rPr>
-        <w:t>Punkt 1</w:t>
+        <w:t>Robot-as-a-Service</w:t>
       </w:r>
     </w:p>
     <w:p>
@@ -191,7 +142,15 @@
         <w:jc w:val="left"/>
       </w:pPr>
       <w:r>
-        <w:t>Im Gespräch mit Leonie Rottkamp, Bertram Kiendl und Jasper Rodenwald wurde deutlich, dass die Produktlinie nicht mit einer einzigen rechtlichen Schublade erfasst werden kann. Die Vellbruck Robotics GmbH liefert Hardware, Steuerungssoftware, Cloudfunktionen, Wartung und gelegentlich eine kundenspezifische Parametrisierung. Beim Betreiber Münchner Feinlogistik GmbH wurden Schutzfelder verändert, ohne dass klar ist, ob dies vom Admin-Panel gedeckt oder nur technisch möglich war. Der Pflegepilot im St.-Ludgerus-Klinikum München-Sendling verschärft die Lage, weil dort Sensorik, vulnerable Personen und medizinische Nähe zusammentreffen.</w:t>
+        <w:t>Zu prüfen ist, ob der Vertrag die Rollen nach Maschinenrecht sauber verteilt oder ob Vellbruck faktisch Betreiberpflichten übernommen hat; die Abgrenzung entscheidet über die Verantwortlichkeit für die Unterweisung.</w:t>
+      </w:r>
+    </w:p>
+    <w:p>
+      <w:pPr>
+        <w:pStyle w:val="Heading3"/>
+      </w:pPr>
+      <w:r>
+        <w:t>SLA und Updatefenster</w:t>
       </w:r>
     </w:p>
     <w:p>
@@ -199,7 +158,7 @@
         <w:jc w:val="left"/>
       </w:pPr>
       <w:r>
-        <w:t>Für die anwaltliche Bearbeitung sollte zu diesem Punkt eine Belegspur angelegt werden: Dokument, Version, Datum, Verfasser, technische Quelle, rechtliche Relevanz und offene Rückfrage. Besonders gefährlich sind Formulierungen wie „selbstlernend“, „voll autonom“, „MDR-ready“, „sicher ohne Schutzzaun“ oder „keine personenbezogenen Daten“, wenn die technische Dokumentation das nicht trägt.</w:t>
+        <w:t>Die 72-Stunden-Zusage kollidiert mit der internen Freigaberunde; für sicherheitsrelevante Patches ist eine vertragliche Notfallklausel nachzuverhandeln, Entwurf über Aktenstück 20.</w:t>
       </w:r>
     </w:p>
     <w:p>
@@ -207,10 +166,7 @@
         <w:pStyle w:val="Heading3"/>
       </w:pPr>
       <w:r>
-        <w:rPr>
-          <w:rFonts w:ascii="Times New Roman" w:hAnsi="Times New Roman"/>
-        </w:rPr>
-        <w:t>Punkt 2</w:t>
+        <w:t>Verbot der Schutzfeldänderung</w:t>
       </w:r>
     </w:p>
     <w:p>
@@ -218,7 +174,15 @@
         <w:jc w:val="left"/>
       </w:pPr>
       <w:r>
-        <w:t>Im Gespräch mit Leonie Rottkamp, Bertram Kiendl und Jasper Rodenwald wurde deutlich, dass die Produktlinie nicht mit einer einzigen rechtlichen Schublade erfasst werden kann. Die Vellbruck Robotics GmbH liefert Hardware, Steuerungssoftware, Cloudfunktionen, Wartung und gelegentlich eine kundenspezifische Parametrisierung. Beim Betreiber Münchner Feinlogistik GmbH wurden Schutzfelder verändert, ohne dass klar ist, ob dies vom Admin-Panel gedeckt oder nur technisch möglich war. Der Pflegepilot im St.-Ludgerus-Klinikum München-Sendling verschärft die Lage, weil dort Sensorik, vulnerable Personen und medizinische Nähe zusammentreffen.</w:t>
+        <w:t>Für den Prozess ist herauszuarbeiten, dass ein bloß vertragliches Verbot ohne technische Sperre die vorhersehbare Fehlanwendung nicht beseitigt; zugleich stützt Ziffer 7 den Mitverschuldenseinwand aus Aktenstück 39.</w:t>
+      </w:r>
+    </w:p>
+    <w:p>
+      <w:pPr>
+        <w:pStyle w:val="Heading3"/>
+      </w:pPr>
+      <w:r>
+        <w:t>Haftungsbegrenzung</w:t>
       </w:r>
     </w:p>
     <w:p>
@@ -226,7 +190,7 @@
         <w:jc w:val="left"/>
       </w:pPr>
       <w:r>
-        <w:t>Für die anwaltliche Bearbeitung sollte zu diesem Punkt eine Belegspur angelegt werden: Dokument, Version, Datum, Verfasser, technische Quelle, rechtliche Relevanz und offene Rückfrage. Besonders gefährlich sind Formulierungen wie „selbstlernend“, „voll autonom“, „MDR-ready“, „sicher ohne Schutzzaun“ oder „keine personenbezogenen Daten“, wenn die technische Dokumentation das nicht trägt.</w:t>
+        <w:t>Die Klausel ist für künftige Verträge neu zu fassen (Ausnahme für Personenschäden, Vorsatz und grobe Fahrlässigkeit); für den laufenden Fall darf sich Vellbruck auf sie gegenüber dem Verletzten nicht berufen.</w:t>
       </w:r>
     </w:p>
     <w:p>
@@ -234,10 +198,7 @@
         <w:pStyle w:val="Heading3"/>
       </w:pPr>
       <w:r>
-        <w:rPr>
-          <w:rFonts w:ascii="Times New Roman" w:hAnsi="Times New Roman"/>
-        </w:rPr>
-        <w:t>Punkt 3</w:t>
+        <w:t>Datenzugang und Audit</w:t>
       </w:r>
     </w:p>
     <w:p>
@@ -245,123 +206,7 @@
         <w:jc w:val="left"/>
       </w:pPr>
       <w:r>
-        <w:t>Im Gespräch mit Leonie Rottkamp, Bertram Kiendl und Jasper Rodenwald wurde deutlich, dass die Produktlinie nicht mit einer einzigen rechtlichen Schublade erfasst werden kann. Die Vellbruck Robotics GmbH liefert Hardware, Steuerungssoftware, Cloudfunktionen, Wartung und gelegentlich eine kundenspezifische Parametrisierung. Beim Betreiber Münchner Feinlogistik GmbH wurden Schutzfelder verändert, ohne dass klar ist, ob dies vom Admin-Panel gedeckt oder nur technisch möglich war. Der Pflegepilot im St.-Ludgerus-Klinikum München-Sendling verschärft die Lage, weil dort Sensorik, vulnerable Personen und medizinische Nähe zusammentreffen.</w:t>
-      </w:r>
-    </w:p>
-    <w:p>
-      <w:pPr>
-        <w:jc w:val="left"/>
-      </w:pPr>
-      <w:r>
-        <w:t>Für die anwaltliche Bearbeitung sollte zu diesem Punkt eine Belegspur angelegt werden: Dokument, Version, Datum, Verfasser, technische Quelle, rechtliche Relevanz und offene Rückfrage. Besonders gefährlich sind Formulierungen wie „selbstlernend“, „voll autonom“, „MDR-ready“, „sicher ohne Schutzzaun“ oder „keine personenbezogenen Daten“, wenn die technische Dokumentation das nicht trägt.</w:t>
-      </w:r>
-    </w:p>
-    <w:p>
-      <w:pPr>
-        <w:pStyle w:val="Heading3"/>
-      </w:pPr>
-      <w:r>
-        <w:rPr>
-          <w:rFonts w:ascii="Times New Roman" w:hAnsi="Times New Roman"/>
-        </w:rPr>
-        <w:t>Punkt 4</w:t>
-      </w:r>
-    </w:p>
-    <w:p>
-      <w:pPr>
-        <w:jc w:val="left"/>
-      </w:pPr>
-      <w:r>
-        <w:t>Im Gespräch mit Leonie Rottkamp, Bertram Kiendl und Jasper Rodenwald wurde deutlich, dass die Produktlinie nicht mit einer einzigen rechtlichen Schublade erfasst werden kann. Die Vellbruck Robotics GmbH liefert Hardware, Steuerungssoftware, Cloudfunktionen, Wartung und gelegentlich eine kundenspezifische Parametrisierung. Beim Betreiber Münchner Feinlogistik GmbH wurden Schutzfelder verändert, ohne dass klar ist, ob dies vom Admin-Panel gedeckt oder nur technisch möglich war. Der Pflegepilot im St.-Ludgerus-Klinikum München-Sendling verschärft die Lage, weil dort Sensorik, vulnerable Personen und medizinische Nähe zusammentreffen.</w:t>
-      </w:r>
-    </w:p>
-    <w:p>
-      <w:pPr>
-        <w:jc w:val="left"/>
-      </w:pPr>
-      <w:r>
-        <w:t>Für die anwaltliche Bearbeitung sollte zu diesem Punkt eine Belegspur angelegt werden: Dokument, Version, Datum, Verfasser, technische Quelle, rechtliche Relevanz und offene Rückfrage. Besonders gefährlich sind Formulierungen wie „selbstlernend“, „voll autonom“, „MDR-ready“, „sicher ohne Schutzzaun“ oder „keine personenbezogenen Daten“, wenn die technische Dokumentation das nicht trägt.</w:t>
-      </w:r>
-    </w:p>
-    <w:p>
-      <w:pPr>
-        <w:pStyle w:val="Heading3"/>
-      </w:pPr>
-      <w:r>
-        <w:rPr>
-          <w:rFonts w:ascii="Times New Roman" w:hAnsi="Times New Roman"/>
-        </w:rPr>
-        <w:t>Punkt 5</w:t>
-      </w:r>
-    </w:p>
-    <w:p>
-      <w:pPr>
-        <w:jc w:val="left"/>
-      </w:pPr>
-      <w:r>
-        <w:t>Im Gespräch mit Leonie Rottkamp, Bertram Kiendl und Jasper Rodenwald wurde deutlich, dass die Produktlinie nicht mit einer einzigen rechtlichen Schublade erfasst werden kann. Die Vellbruck Robotics GmbH liefert Hardware, Steuerungssoftware, Cloudfunktionen, Wartung und gelegentlich eine kundenspezifische Parametrisierung. Beim Betreiber Münchner Feinlogistik GmbH wurden Schutzfelder verändert, ohne dass klar ist, ob dies vom Admin-Panel gedeckt oder nur technisch möglich war. Der Pflegepilot im St.-Ludgerus-Klinikum München-Sendling verschärft die Lage, weil dort Sensorik, vulnerable Personen und medizinische Nähe zusammentreffen.</w:t>
-      </w:r>
-    </w:p>
-    <w:p>
-      <w:pPr>
-        <w:jc w:val="left"/>
-      </w:pPr>
-      <w:r>
-        <w:t>Für die anwaltliche Bearbeitung sollte zu diesem Punkt eine Belegspur angelegt werden: Dokument, Version, Datum, Verfasser, technische Quelle, rechtliche Relevanz und offene Rückfrage. Besonders gefährlich sind Formulierungen wie „selbstlernend“, „voll autonom“, „MDR-ready“, „sicher ohne Schutzzaun“ oder „keine personenbezogenen Daten“, wenn die technische Dokumentation das nicht trägt.</w:t>
-      </w:r>
-    </w:p>
-    <w:p>
-      <w:pPr>
-        <w:pStyle w:val="Heading3"/>
-      </w:pPr>
-      <w:r>
-        <w:rPr>
-          <w:rFonts w:ascii="Times New Roman" w:hAnsi="Times New Roman"/>
-        </w:rPr>
-        <w:t>Punkt 6</w:t>
-      </w:r>
-    </w:p>
-    <w:p>
-      <w:pPr>
-        <w:jc w:val="left"/>
-      </w:pPr>
-      <w:r>
-        <w:t>Im Gespräch mit Leonie Rottkamp, Bertram Kiendl und Jasper Rodenwald wurde deutlich, dass die Produktlinie nicht mit einer einzigen rechtlichen Schublade erfasst werden kann. Die Vellbruck Robotics GmbH liefert Hardware, Steuerungssoftware, Cloudfunktionen, Wartung und gelegentlich eine kundenspezifische Parametrisierung. Beim Betreiber Münchner Feinlogistik GmbH wurden Schutzfelder verändert, ohne dass klar ist, ob dies vom Admin-Panel gedeckt oder nur technisch möglich war. Der Pflegepilot im St.-Ludgerus-Klinikum München-Sendling verschärft die Lage, weil dort Sensorik, vulnerable Personen und medizinische Nähe zusammentreffen.</w:t>
-      </w:r>
-    </w:p>
-    <w:p>
-      <w:pPr>
-        <w:jc w:val="left"/>
-      </w:pPr>
-      <w:r>
-        <w:t>Für die anwaltliche Bearbeitung sollte zu diesem Punkt eine Belegspur angelegt werden: Dokument, Version, Datum, Verfasser, technische Quelle, rechtliche Relevanz und offene Rückfrage. Besonders gefährlich sind Formulierungen wie „selbstlernend“, „voll autonom“, „MDR-ready“, „sicher ohne Schutzzaun“ oder „keine personenbezogenen Daten“, wenn die technische Dokumentation das nicht trägt.</w:t>
-      </w:r>
-    </w:p>
-    <w:p>
-      <w:pPr>
-        <w:pStyle w:val="Heading3"/>
-      </w:pPr>
-      <w:r>
-        <w:rPr>
-          <w:rFonts w:ascii="Times New Roman" w:hAnsi="Times New Roman"/>
-        </w:rPr>
-        <w:t>Punkt 7</w:t>
-      </w:r>
-    </w:p>
-    <w:p>
-      <w:pPr>
-        <w:jc w:val="left"/>
-      </w:pPr>
-      <w:r>
-        <w:t>Im Gespräch mit Leonie Rottkamp, Bertram Kiendl und Jasper Rodenwald wurde deutlich, dass die Produktlinie nicht mit einer einzigen rechtlichen Schublade erfasst werden kann. Die Vellbruck Robotics GmbH liefert Hardware, Steuerungssoftware, Cloudfunktionen, Wartung und gelegentlich eine kundenspezifische Parametrisierung. Beim Betreiber Münchner Feinlogistik GmbH wurden Schutzfelder verändert, ohne dass klar ist, ob dies vom Admin-Panel gedeckt oder nur technisch möglich war. Der Pflegepilot im St.-Ludgerus-Klinikum München-Sendling verschärft die Lage, weil dort Sensorik, vulnerable Personen und medizinische Nähe zusammentreffen.</w:t>
-      </w:r>
-    </w:p>
-    <w:p>
-      <w:pPr>
-        <w:jc w:val="left"/>
-      </w:pPr>
-      <w:r>
-        <w:t>Für die anwaltliche Bearbeitung sollte zu diesem Punkt eine Belegspur angelegt werden: Dokument, Version, Datum, Verfasser, technische Quelle, rechtliche Relevanz und offene Rückfrage. Besonders gefährlich sind Formulierungen wie „selbstlernend“, „voll autonom“, „MDR-ready“, „sicher ohne Schutzzaun“ oder „keine personenbezogenen Daten“, wenn die technische Dokumentation das nicht trägt.</w:t>
+        <w:t>Der Datenzugang ist auf Zweck, Dauer und Personenbezug zu prüfen; für die Unfallaufklärung sind die Logs nach dem Vertrag nutzbar, für Leistungskontrolle der Beschäftigten nicht.</w:t>
       </w:r>
     </w:p>
     <w:p>
@@ -380,7 +225,7 @@
         <w:pStyle w:val="ListBullet"/>
       </w:pPr>
       <w:r>
-        <w:t>Welche Firmware war am Unfalltag tatsächlich aktiv?</w:t>
+        <w:t>Hat der Kunde für Patch 2.7.1 ein Wartungsfenster bestätigt?</w:t>
       </w:r>
     </w:p>
     <w:p>
@@ -388,7 +233,7 @@
         <w:pStyle w:val="ListBullet"/>
       </w:pPr>
       <w:r>
-        <w:t>Welche Zweckbestimmung steht in der final ausgelieferten Anleitung?</w:t>
+        <w:t>Welche Rolle im Berechtigungskonzept hatte Zugriff auf das Admin-Menü?</w:t>
       </w:r>
     </w:p>
     <w:p>
@@ -396,23 +241,7 @@
         <w:pStyle w:val="ListBullet"/>
       </w:pPr>
       <w:r>
-        <w:t>Welche Schutzfeldänderungen waren technisch möglich und vertraglich erlaubt?</w:t>
-      </w:r>
-    </w:p>
-    <w:p>
-      <w:pPr>
-        <w:pStyle w:val="ListBullet"/>
-      </w:pPr>
-      <w:r>
-        <w:t>Welche personenbezogenen Daten werden lokal, in der Cloud und in Supporttickets verarbeitet?</w:t>
-      </w:r>
-    </w:p>
-    <w:p>
-      <w:pPr>
-        <w:pStyle w:val="ListBullet"/>
-      </w:pPr>
-      <w:r>
-        <w:t>Welche Aussagen wurden gegenüber Kunden, Behörde und Versicherer bereits gemacht?</w:t>
+        <w:t>Ist die Haftungsklausel gegenüber dem verletzten Lagerarbeiter überhaupt relevant?</w:t>
       </w:r>
     </w:p>
     <w:sectPr>

--- a/testakten/robotikrecht-roboterflotte-vellbruck-muenchen/04_betreibervertrag_muenchen_logistikzentrum.docx
+++ b/testakten/robotikrecht-roboterflotte-vellbruck-muenchen/04_betreibervertrag_muenchen_logistikzentrum.docx
@@ -7,10 +7,7 @@
         <w:pStyle w:val="Heading1"/>
       </w:pPr>
       <w:r>
-        <w:rPr>
-          <w:rFonts w:ascii="Times New Roman" w:hAnsi="Times New Roman"/>
-        </w:rPr>
-        <w:t>Betreibervertrag und Wartung</w:t>
+        <w:t>Notizen zum RaaS-Vertrag</w:t>
       </w:r>
     </w:p>
     <w:p>
@@ -23,32 +20,10 @@
     </w:p>
     <w:p>
       <w:pPr>
-        <w:pStyle w:val="Heading2"/>
+        <w:pStyle w:val="ListBullet"/>
       </w:pPr>
       <w:r>
-        <w:rPr>
-          <w:rFonts w:ascii="Times New Roman" w:hAnsi="Times New Roman"/>
-        </w:rPr>
-        <w:t>Kernaussage</w:t>
-      </w:r>
-    </w:p>
-    <w:p>
-      <w:pPr>
-        <w:jc w:val="left"/>
-      </w:pPr>
-      <w:r>
-        <w:t>Dieser Vermerk wertet den Robot-as-a-Service-Vertrag mit der Münchner Feinlogistik GmbH aus. Er klärt, welche Pflichten beim Betreiber liegen und ob die Haftungsbegrenzung dem Unfall vom 27.05.2026 standhält.</w:t>
-      </w:r>
-    </w:p>
-    <w:p>
-      <w:pPr>
-        <w:pStyle w:val="Heading2"/>
-      </w:pPr>
-      <w:r>
-        <w:rPr>
-          <w:rFonts w:ascii="Times New Roman" w:hAnsi="Times New Roman"/>
-        </w:rPr>
-        <w:t>Einzelpunkte</w:t>
+        <w:t>Das SLA nennt eine Frist von 72 Stunden für sicherheitsrelevante Updates. Der Kunde soll das Wartungsfenster bestätigen. Für Patch 2.7.1 liegt diese Bestätigung in der Vertragsmappe nicht vor.</w:t>
       </w:r>
     </w:p>
     <w:p>
@@ -56,7 +31,7 @@
         <w:pStyle w:val="ListBullet"/>
       </w:pPr>
       <w:r>
-        <w:t>Robot-as-a-Service: Beim RaaS-Modell bleibt Vellbruck Eigentümerin und Wartungsverantwortliche; damit treffen sie auch nach Übergabe laufende Produktbeobachtungs- und Instruktionspflichten.</w:t>
+        <w:t>Ziffer 7 enthält ein Verbot der Änderung von Sicherheitsparametern durch den Betreiber. Im ausgelieferten Admin-Menü waren die Parameter mit der Standardrolle erreichbar.</w:t>
       </w:r>
     </w:p>
     <w:p>
@@ -64,42 +39,7 @@
         <w:pStyle w:val="ListBullet"/>
       </w:pPr>
       <w:r>
-        <w:t>SLA und Updatefenster: Das SLA verspricht Einspielung sicherheitsrelevanter Updates binnen 72 Stunden, verlangt aber ein vom Kunden zu bestätigendes Wartungsfenster; für Patch 2.7.1 hat der Kunde noch kein Fenster bestätigt.</w:t>
-      </w:r>
-    </w:p>
-    <w:p>
-      <w:pPr>
-        <w:pStyle w:val="ListBullet"/>
-      </w:pPr>
-      <w:r>
-        <w:t>Verbot der Schutzfeldänderung: Ziffer 7 verbietet Parameteränderungen, das ausgelieferte System erzwingt das Verbot aber nicht technisch; das Admin-Menü war mit Standardrolle erreichbar.</w:t>
-      </w:r>
-    </w:p>
-    <w:p>
-      <w:pPr>
-        <w:pStyle w:val="ListBullet"/>
-      </w:pPr>
-      <w:r>
-        <w:t>Haftungsbegrenzung: Die Begrenzung auf zwölf Monatsvergütungen erfasst nach ihrem Wortlaut auch Personenschäden; insoweit ist die Klausel an den Maßstäben der AGB-Kontrolle voraussichtlich unwirksam.</w:t>
-      </w:r>
-    </w:p>
-    <w:p>
-      <w:pPr>
-        <w:pStyle w:val="ListBullet"/>
-      </w:pPr>
-      <w:r>
-        <w:t>Datenzugang und Audit: Der Vertrag gibt Vellbruck Zugriff auf Event- und Telemetriedaten, regelt aber nicht, ob der Betreiber Auswertungen für arbeitsrechtliche Zwecke erhält; der Betriebsrat des Kunden hat dazu Fragen angemeldet.</w:t>
-      </w:r>
-    </w:p>
-    <w:p>
-      <w:pPr>
-        <w:pStyle w:val="Heading2"/>
-      </w:pPr>
-      <w:r>
-        <w:rPr>
-          <w:rFonts w:ascii="Times New Roman" w:hAnsi="Times New Roman"/>
-        </w:rPr>
-        <w:t>Tatsachenstand</w:t>
+        <w:t>Zum Datenzugang liegt eine Anfrage des Betriebsrats vor. Vellbruck kann nach der Vertragsfassung Event- und Telemetriedaten abrufen. Eine gesonderte Vereinbarung zur Weitergabe von Auswertungen an den Betreiber ist in der Vertragsmappe nicht enthalten.</w:t>
       </w:r>
     </w:p>
     <w:p>
@@ -116,132 +56,6 @@
       </w:pPr>
       <w:r>
         <w:t>Der Betreiber hat mit E-Mail vom 30.05.2026 eingeräumt, das Admin-Menü genutzt zu haben, beruft sich aber darauf, nichts Unerlaubtes getan zu haben, weil das Menü frei zugänglich war.</w:t>
-      </w:r>
-    </w:p>
-    <w:p>
-      <w:pPr>
-        <w:pStyle w:val="Heading2"/>
-      </w:pPr>
-      <w:r>
-        <w:rPr>
-          <w:rFonts w:ascii="Times New Roman" w:hAnsi="Times New Roman"/>
-        </w:rPr>
-        <w:t>Detailnotizen</w:t>
-      </w:r>
-    </w:p>
-    <w:p>
-      <w:pPr>
-        <w:pStyle w:val="Heading3"/>
-      </w:pPr>
-      <w:r>
-        <w:t>Robot-as-a-Service</w:t>
-      </w:r>
-    </w:p>
-    <w:p>
-      <w:pPr>
-        <w:jc w:val="left"/>
-      </w:pPr>
-      <w:r>
-        <w:t>Zu prüfen ist, ob der Vertrag die Rollen nach Maschinenrecht sauber verteilt oder ob Vellbruck faktisch Betreiberpflichten übernommen hat; die Abgrenzung entscheidet über die Verantwortlichkeit für die Unterweisung.</w:t>
-      </w:r>
-    </w:p>
-    <w:p>
-      <w:pPr>
-        <w:pStyle w:val="Heading3"/>
-      </w:pPr>
-      <w:r>
-        <w:t>SLA und Updatefenster</w:t>
-      </w:r>
-    </w:p>
-    <w:p>
-      <w:pPr>
-        <w:jc w:val="left"/>
-      </w:pPr>
-      <w:r>
-        <w:t>Die 72-Stunden-Zusage kollidiert mit der internen Freigaberunde; für sicherheitsrelevante Patches ist eine vertragliche Notfallklausel nachzuverhandeln, Entwurf über Aktenstück 20.</w:t>
-      </w:r>
-    </w:p>
-    <w:p>
-      <w:pPr>
-        <w:pStyle w:val="Heading3"/>
-      </w:pPr>
-      <w:r>
-        <w:t>Verbot der Schutzfeldänderung</w:t>
-      </w:r>
-    </w:p>
-    <w:p>
-      <w:pPr>
-        <w:jc w:val="left"/>
-      </w:pPr>
-      <w:r>
-        <w:t>Für den Prozess ist herauszuarbeiten, dass ein bloß vertragliches Verbot ohne technische Sperre die vorhersehbare Fehlanwendung nicht beseitigt; zugleich stützt Ziffer 7 den Mitverschuldenseinwand aus Aktenstück 39.</w:t>
-      </w:r>
-    </w:p>
-    <w:p>
-      <w:pPr>
-        <w:pStyle w:val="Heading3"/>
-      </w:pPr>
-      <w:r>
-        <w:t>Haftungsbegrenzung</w:t>
-      </w:r>
-    </w:p>
-    <w:p>
-      <w:pPr>
-        <w:jc w:val="left"/>
-      </w:pPr>
-      <w:r>
-        <w:t>Die Klausel ist für künftige Verträge neu zu fassen (Ausnahme für Personenschäden, Vorsatz und grobe Fahrlässigkeit); für den laufenden Fall darf sich Vellbruck auf sie gegenüber dem Verletzten nicht berufen.</w:t>
-      </w:r>
-    </w:p>
-    <w:p>
-      <w:pPr>
-        <w:pStyle w:val="Heading3"/>
-      </w:pPr>
-      <w:r>
-        <w:t>Datenzugang und Audit</w:t>
-      </w:r>
-    </w:p>
-    <w:p>
-      <w:pPr>
-        <w:jc w:val="left"/>
-      </w:pPr>
-      <w:r>
-        <w:t>Der Datenzugang ist auf Zweck, Dauer und Personenbezug zu prüfen; für die Unfallaufklärung sind die Logs nach dem Vertrag nutzbar, für Leistungskontrolle der Beschäftigten nicht.</w:t>
-      </w:r>
-    </w:p>
-    <w:p>
-      <w:pPr>
-        <w:pStyle w:val="Heading2"/>
-      </w:pPr>
-      <w:r>
-        <w:rPr>
-          <w:rFonts w:ascii="Times New Roman" w:hAnsi="Times New Roman"/>
-        </w:rPr>
-        <w:t>Offene Rückfragen</w:t>
-      </w:r>
-    </w:p>
-    <w:p>
-      <w:pPr>
-        <w:pStyle w:val="ListBullet"/>
-      </w:pPr>
-      <w:r>
-        <w:t>Hat der Kunde für Patch 2.7.1 ein Wartungsfenster bestätigt?</w:t>
-      </w:r>
-    </w:p>
-    <w:p>
-      <w:pPr>
-        <w:pStyle w:val="ListBullet"/>
-      </w:pPr>
-      <w:r>
-        <w:t>Welche Rolle im Berechtigungskonzept hatte Zugriff auf das Admin-Menü?</w:t>
-      </w:r>
-    </w:p>
-    <w:p>
-      <w:pPr>
-        <w:pStyle w:val="ListBullet"/>
-      </w:pPr>
-      <w:r>
-        <w:t>Ist die Haftungsklausel gegenüber dem verletzten Lagerarbeiter überhaupt relevant?</w:t>
       </w:r>
     </w:p>
     <w:sectPr>
